--- a/own-article/paper/en/cover_letter.docx
+++ b/own-article/paper/en/cover_letter.docx
@@ -161,7 +161,7 @@
           <w:sz w:val="24"/>
           <w:szCs w:val="24"/>
         </w:rPr>
-        <w:t xml:space="preserve">One-step accuracy and multi-step stability rank the candidate feature libraries in opposite directions. Adding physically motivated features lowered one-step temperature RMSE from 1.86 to 1.68 °C while raising the median 24-hour rollout error from 2.67 to 24.27 °C, and it is the library selected by the rollout criterion that then produced the best closed-loop economics: +4.32 EUR m⁻² against +3.09 for the best physics-informed variant and +2.26 for the agronomic heuristic after the heuristic itself had been tuned. The effect of adding physics is not monotone (+4.32, +0.28, +2.75), and the regression condition number does not explain it. What does track it is a controller-facing structural property: whether the direct boiler coefficient survives the sparsity threshold (55, 15, 55 %). A single-coefficient knock-in confirms the mechanism, and five of the fifteen controllers remain on the margin-violation Pareto front.</w:t>
+        <w:t>One-step accuracy and multi-step stability rank the candidate feature libraries in opposite directions. Adding physically motivated features lowered one-step temperature RMSE from 1.86 to 1.68 °C while raising the median 24-hour rollout error from 2.67 to 24.27 °C, and it is the library selected by the rollout criterion that then produced the best closed-loop economics: +4.32 EUR m⁻² against +3.09 for the best physics-informed variant and +2.26 for the agronomic heuristic after the heuristic itself had been tuned. The effect of adding physics is not monotone (+4.32, +0.28, +2.75), and the regression condition number does not explain it. What does track it is a controller-facing structural property: whether the direct boiler coefficient survives the sparsity threshold (55, 15, 55 %). A single-coefficient knock-in establishes that the closed-loop outcome depends on survival of that term, while the reason one library loses it is left open, and five of the fifteen controllers remain on the margin–violation Pareto front.</w:t>
       </w:r>
     </w:p>
     <w:p>
@@ -177,7 +177,7 @@
           <w:sz w:val="24"/>
           <w:szCs w:val="24"/>
         </w:rPr>
-        <w:t xml:space="preserve">Model selection for control-oriented surrogates is usually reported in terms of one-step prediction error, and that is the practice our results contradict: the criterion ranks candidate models in the opposite order to the one that decides the closed-loop outcome. Two further features of the work may be of particular interest to the journal. First, the comparison is protected against the asymmetries that commonly inflate such results, and the cost of that protection is reported rather than hidden: tuning the agronomic reference under the same budget the learning agents received is worth +3.49 EUR m⁻² to it, and aligning the MPC stage-cost weights with the prices used for evaluation cuts the headline library gap from +3.66 to +1.23. Second, the mechanistic reading was tested rather than asserted. We registered a prediction, ran the experiment that could refute it – deleting one bilinear feature from the richest library – and report that the prediction failed and the reading was withdrawn. The full replication package, in which every reported number carries a single frozen configuration hash and a claim-to-file map, accompanies the manuscript.</w:t>
+        <w:t>Model selection for control-oriented surrogates is usually reported in terms of one-step prediction error, and that is the practice our results contradict: the criterion ranks candidate models in the opposite order to the one that decides the closed-loop outcome. Two further features of the work may be of particular interest to the journal. First, the comparison is protected against the asymmetries that commonly inflate such results, and the cost of that protection is reported rather than hidden: tuning the agronomic reference under the same budget the learning agents received is worth +3.49 EUR m⁻² to it, and aligning the MPC stage-cost weights with the prices used for evaluation cuts the headline library gap from +3.66 to +1.23. Second, the mechanistic reading was tested rather than asserted. We stated the prediction in advance, ran the experiment that could refute it – deleting one bilinear feature from the richest library – and report that the prediction failed and the reading was withdrawn. The full replication package, in which every reported number carries a single frozen configuration hash and a claim-to-file map, accompanies the manuscript.</w:t>
       </w:r>
     </w:p>
     <w:p>
@@ -209,7 +209,7 @@
           <w:sz w:val="24"/>
           <w:szCs w:val="24"/>
         </w:rPr>
-        <w:t xml:space="preserve">We would like this manuscript to be considered for the Special Issue “Precise Management of Crop Growth Environment in Agricultural Greenhouses”, in the section Precision and Digital Agriculture. The call names environmental control technologies, crop modelling and energy-efficient climate regulation, and the manuscript addresses all three: it screens data-driven models of the greenhouse climate for use inside an economic controller, and it measures what that choice is worth in seasonal margin and in constraint violations.</w:t>
+        <w:t>We would like this manuscript to be considered for the Special Issue “Intelligent Control of Greenhouse Climate” (Guest Editor Dr. Dan Xu), in the section Precision and Digital Agriculture. The call invites work on optimal control, model predictive control and reinforcement learning for greenhouse climate management, with particular interest in hybrid methods that combine data-driven learning with mechanistic models and in economic objectives. The manuscript compares exactly these controller families on one mechanistic greenhouse, treats the data-driven model inside the predictive controller as the experimental factor, and measures what its selection is worth in seasonal margin and in constraint violations.</w:t>
       </w:r>
     </w:p>
     <w:p>

--- a/own-article/paper/en/cover_letter.docx
+++ b/own-article/paper/en/cover_letter.docx
@@ -129,7 +129,7 @@
           <w:sz w:val="24"/>
           <w:szCs w:val="24"/>
         </w:rPr>
-        <w:t xml:space="preserve">Protected tomato production depends on holding a productive microclimate while containing the cost of heating, supplementary lighting and CO₂ enrichment. Economic model predictive control addresses both at once, but it needs a process model, and comparing candidate models at crop scale is expensive: every candidate costs a growing season. The practical question is therefore which inexpensive, open-loop criterion should be used to select a data-driven surrogate before it is placed in the loop. Our study answers that question in silico and, in doing so, shows that the criterion the literature most often reports is the wrong one.</w:t>
+        <w:t>Protected tomato production depends on holding a productive microclimate while containing the cost of heating, supplementary lighting and CO₂ enrichment. Economic model predictive control addresses both at once, but it needs a process model, and comparing candidate models at crop scale is expensive: every candidate costs a growing season. The practical question is therefore which inexpensive, open-loop criterion should be used to select a data-driven surrogate before it is placed in the loop. Our study answers that question in silico and, in doing so, shows that the criterion the literature most often reports can point to the wrong model.</w:t>
       </w:r>
     </w:p>
     <w:p>
@@ -161,7 +161,7 @@
           <w:sz w:val="24"/>
           <w:szCs w:val="24"/>
         </w:rPr>
-        <w:t>One-step accuracy and multi-step stability rank the candidate feature libraries in opposite directions. Adding physically motivated features lowered one-step temperature RMSE from 1.86 to 1.68 °C while raising the median 24-hour rollout error from 2.67 to 24.27 °C, and it is the library selected by the rollout criterion that then produced the best closed-loop economics: +4.32 EUR m⁻² against +3.09 for the best physics-informed variant and +2.26 for the agronomic heuristic after the heuristic itself had been tuned. The effect of adding physics is not monotone (+4.32, +0.28, +2.75), and the regression condition number does not explain it. What does track it is a controller-facing structural property: whether the direct boiler coefficient survives the sparsity threshold (55, 15, 55 %). A single-coefficient knock-in establishes that the closed-loop outcome depends on survival of that term, while the reason one library loses it is left open, and five of the fifteen controllers remain on the margin–violation Pareto front.</w:t>
+        <w:t>Among first-order, undenoised configurations under sparse estimators, one-step accuracy and multi-step stability rank the candidate feature libraries in opposite directions. Adding physically motivated features lowered one-step temperature RMSE from 1.86 to 1.68 °C while raising the median 24-hour rollout error from 2.67 to 24.27 °C, and it is the library selected by the rollout criterion that then produced the best closed-loop economics: +4.32 EUR m⁻² against +3.09 for the best physics-informed variant and +2.26 for the agronomic heuristic after the heuristic itself had been tuned. The effect of adding physics is not monotone (+4.32, +0.28, +2.75), and the regression condition number does not explain it. What does track it is a controller-facing structural property: whether the direct boiler coefficient survives the sparsity threshold (55, 15, 55 %). A single-coefficient knock-in establishes that the closed-loop outcome depends on survival of that term, while the reason one library loses it is left open, and five of the fifteen controllers remain on the margin–violation Pareto front.</w:t>
       </w:r>
     </w:p>
     <w:p>
@@ -177,7 +177,7 @@
           <w:sz w:val="24"/>
           <w:szCs w:val="24"/>
         </w:rPr>
-        <w:t>Model selection for control-oriented surrogates is usually reported in terms of one-step prediction error, and that is the practice our results contradict: the criterion ranks candidate models in the opposite order to the one that decides the closed-loop outcome. Two further features of the work may be of particular interest to the journal. First, the comparison is protected against the asymmetries that commonly inflate such results, and the cost of that protection is reported rather than hidden: tuning the agronomic reference under the same budget the learning agents received is worth +3.49 EUR m⁻² to it, and aligning the MPC stage-cost weights with the prices used for evaluation cuts the headline library gap from +3.66 to +1.23. Second, the mechanistic reading was tested rather than asserted. We stated the prediction in advance, ran the experiment that could refute it – deleting one bilinear feature from the richest library – and report that the prediction failed and the reading was withdrawn. The full replication package, in which every reported number carries a single frozen configuration hash and a claim-to-file map, accompanies the manuscript.</w:t>
+        <w:t>Model selection for control-oriented surrogates is usually reported in terms of one-step prediction error, and that is the practice our results call into question: among those configurations the one-step criterion ranks the closed-loop winner last, while multi-step stability selects it. Two further features of the work may be of particular interest to the journal. First, the comparison is protected against the asymmetries that commonly inflate such results, and the cost of that protection is reported rather than hidden: tuning the agronomic reference under the same budget the learning agents received is worth +3.49 EUR m⁻² to it, and aligning the MPC stage-cost weights with the prices used for evaluation cuts the headline library gap from +3.66 to +1.23. Second, the mechanistic reading was tested rather than asserted. We stated the prediction in advance, ran the experiment that could refute it – deleting one bilinear feature from the richest library – and report that the prediction failed and the reading was withdrawn. The full replication package, in which every reported number carries a single frozen configuration hash and a claim-to-file map, accompanies the manuscript.</w:t>
       </w:r>
     </w:p>
     <w:p>
